--- a/Submissions/thesis.docx
+++ b/Submissions/thesis.docx
@@ -134,15 +134,7 @@
         <w:t xml:space="preserve">significant factor in overall health as it </w:t>
       </w:r>
       <w:r>
-        <w:t xml:space="preserve">affects the risk for </w:t>
-      </w:r>
-      <w:proofErr w:type="gramStart"/>
-      <w:r>
-        <w:t>many</w:t>
-      </w:r>
-      <w:proofErr w:type="gramEnd"/>
-      <w:r>
-        <w:t xml:space="preserve"> conditions, and a portion of U.S. adults suffer from mental illness.</w:t>
+        <w:t>affects the risk for many conditions, and a portion of U.S. adults suffer from mental illness.</w:t>
       </w:r>
       <w:r>
         <w:t xml:space="preserve"> Known risk factors include adverse </w:t>
@@ -216,15 +208,7 @@
         <w:t xml:space="preserve"> than first-borns.</w:t>
       </w:r>
       <w:r>
-        <w:t xml:space="preserve"> </w:t>
-      </w:r>
-      <w:proofErr w:type="gramStart"/>
-      <w:r>
-        <w:t>Some</w:t>
-      </w:r>
-      <w:proofErr w:type="gramEnd"/>
-      <w:r>
-        <w:t xml:space="preserve"> researchers hypothesize that </w:t>
+        <w:t xml:space="preserve"> Some researchers hypothesize that </w:t>
       </w:r>
       <w:r>
         <w:t xml:space="preserve">later-borns get </w:t>
@@ -944,19 +928,11 @@
         </w:rPr>
         <w:t xml:space="preserve">designs that were used by </w:t>
       </w:r>
-      <w:proofErr w:type="gramStart"/>
-      <w:r>
-        <w:rPr>
-          <w:bCs/>
-        </w:rPr>
-        <w:t>many</w:t>
-      </w:r>
-      <w:proofErr w:type="gramEnd"/>
-      <w:r>
-        <w:rPr>
-          <w:bCs/>
-        </w:rPr>
-        <w:t xml:space="preserve"> of the </w:t>
+      <w:r>
+        <w:rPr>
+          <w:bCs/>
+        </w:rPr>
+        <w:t xml:space="preserve">many of the </w:t>
       </w:r>
       <w:r>
         <w:rPr>
@@ -1542,21 +1518,7 @@
         <w:rPr>
           <w:bCs/>
         </w:rPr>
-        <w:t xml:space="preserve">achieved similar findings in Indian participants as well: in a comparison between </w:t>
-      </w:r>
-      <w:proofErr w:type="gramStart"/>
-      <w:r>
-        <w:rPr>
-          <w:bCs/>
-        </w:rPr>
-        <w:t>20</w:t>
-      </w:r>
-      <w:proofErr w:type="gramEnd"/>
-      <w:r>
-        <w:rPr>
-          <w:bCs/>
-        </w:rPr>
-        <w:t xml:space="preserve"> patients with </w:t>
+        <w:t xml:space="preserve">achieved similar findings in Indian participants as well: in a comparison between 20 patients with </w:t>
       </w:r>
       <w:r>
         <w:rPr>
@@ -1736,7 +1698,19 @@
         <w:rPr>
           <w:bCs/>
         </w:rPr>
-        <w:t>Another explanation is that younger siblings benefit from having older siblings as a secure base of attachment or complementary caretakers (Fukuya et al., 2021).</w:t>
+        <w:t xml:space="preserve">Another explanation is that older siblings </w:t>
+      </w:r>
+      <w:r>
+        <w:rPr>
+          <w:bCs/>
+        </w:rPr>
+        <w:t>are expected to serve as a secure base of attachment or complementary caretaker for their younger siblings</w:t>
+      </w:r>
+      <w:r>
+        <w:rPr>
+          <w:bCs/>
+        </w:rPr>
+        <w:t xml:space="preserve"> (Fukuya et al., 2021).</w:t>
       </w:r>
       <w:r>
         <w:rPr>
@@ -1748,37 +1722,49 @@
         <w:rPr>
           <w:bCs/>
         </w:rPr>
-        <w:t>These o</w:t>
-      </w:r>
-      <w:r>
-        <w:rPr>
-          <w:bCs/>
-        </w:rPr>
-        <w:t xml:space="preserve">lder siblings, </w:t>
-      </w:r>
-      <w:r>
-        <w:rPr>
-          <w:bCs/>
-        </w:rPr>
-        <w:t>however</w:t>
-      </w:r>
-      <w:r>
-        <w:rPr>
-          <w:bCs/>
-        </w:rPr>
-        <w:t xml:space="preserve">, may suffer from </w:t>
-      </w:r>
-      <w:r>
-        <w:rPr>
-          <w:bCs/>
-        </w:rPr>
-        <w:t xml:space="preserve">their </w:t>
-      </w:r>
-      <w:r>
-        <w:rPr>
-          <w:bCs/>
-        </w:rPr>
-        <w:t>position in the family. As the oldest child, they may be subject to increased parental pressure and responsibility</w:t>
+        <w:t>While this benefits later-borns, t</w:t>
+      </w:r>
+      <w:r>
+        <w:rPr>
+          <w:bCs/>
+        </w:rPr>
+        <w:t>hese o</w:t>
+      </w:r>
+      <w:r>
+        <w:rPr>
+          <w:bCs/>
+        </w:rPr>
+        <w:t>lder siblings</w:t>
+      </w:r>
+      <w:r>
+        <w:rPr>
+          <w:bCs/>
+        </w:rPr>
+        <w:t xml:space="preserve"> may suffer from </w:t>
+      </w:r>
+      <w:r>
+        <w:rPr>
+          <w:bCs/>
+        </w:rPr>
+        <w:t>this family dynamic</w:t>
+      </w:r>
+      <w:r>
+        <w:rPr>
+          <w:bCs/>
+        </w:rPr>
+        <w:t xml:space="preserve"> as they </w:t>
+      </w:r>
+      <w:r>
+        <w:rPr>
+          <w:bCs/>
+        </w:rPr>
+        <w:t xml:space="preserve">are </w:t>
+      </w:r>
+      <w:r>
+        <w:rPr>
+          <w:bCs/>
+        </w:rPr>
+        <w:t>subject to increased parental pressure and responsibility</w:t>
       </w:r>
       <w:r>
         <w:rPr>
@@ -2184,19 +2170,51 @@
         <w:rPr>
           <w:bCs/>
         </w:rPr>
-        <w:t xml:space="preserve">. Moving to a new country often involves bureaucratic whirlwinds, language barriers, cultural differences, raising families, and economic difficulty. </w:t>
-      </w:r>
-      <w:r>
-        <w:rPr>
-          <w:bCs/>
-        </w:rPr>
-        <w:t>These effects can have a long-lasting impact on subsequent generations</w:t>
-      </w:r>
-      <w:r>
-        <w:rPr>
-          <w:bCs/>
-        </w:rPr>
-        <w:t>.</w:t>
+        <w:t xml:space="preserve">. </w:t>
+      </w:r>
+      <w:r>
+        <w:rPr>
+          <w:bCs/>
+        </w:rPr>
+        <w:t xml:space="preserve">Even more people </w:t>
+      </w:r>
+      <w:r>
+        <w:rPr>
+          <w:bCs/>
+        </w:rPr>
+        <w:t>identify with a migrant background due to their family history</w:t>
+      </w:r>
+      <w:r>
+        <w:rPr>
+          <w:bCs/>
+        </w:rPr>
+        <w:t>—</w:t>
+      </w:r>
+      <w:proofErr w:type="gramStart"/>
+      <w:r>
+        <w:rPr>
+          <w:bCs/>
+        </w:rPr>
+        <w:t>twenty-seven percent</w:t>
+      </w:r>
+      <w:proofErr w:type="gramEnd"/>
+      <w:r>
+        <w:rPr>
+          <w:bCs/>
+        </w:rPr>
+        <w:t xml:space="preserve"> (Organisation for Economic Cooperation and Development, 2018). </w:t>
+      </w:r>
+      <w:r>
+        <w:rPr>
+          <w:bCs/>
+        </w:rPr>
+        <w:t xml:space="preserve">Moving to a new country often involves bureaucratic whirlwinds, language barriers, cultural differences, raising families, and economic difficulty. </w:t>
+      </w:r>
+      <w:r>
+        <w:rPr>
+          <w:bCs/>
+        </w:rPr>
+        <w:t>These effects can have a long-lasting impact on</w:t>
       </w:r>
       <w:r>
         <w:rPr>
@@ -2208,49 +2226,13 @@
         <w:rPr>
           <w:bCs/>
         </w:rPr>
-        <w:t>Twenty-seven percent</w:t>
-      </w:r>
-      <w:r>
-        <w:rPr>
-          <w:bCs/>
-        </w:rPr>
-        <w:t xml:space="preserve"> of people </w:t>
-      </w:r>
-      <w:r>
-        <w:rPr>
-          <w:bCs/>
-        </w:rPr>
-        <w:t>aged</w:t>
-      </w:r>
-      <w:r>
-        <w:rPr>
-          <w:bCs/>
-        </w:rPr>
-        <w:t xml:space="preserve"> 15-34 in developed nations hav</w:t>
-      </w:r>
-      <w:r>
-        <w:rPr>
-          <w:bCs/>
-        </w:rPr>
-        <w:t>e</w:t>
-      </w:r>
-      <w:r>
-        <w:rPr>
-          <w:bCs/>
-        </w:rPr>
-        <w:t xml:space="preserve"> a migrant background (</w:t>
-      </w:r>
-      <w:r>
-        <w:rPr>
-          <w:bCs/>
-        </w:rPr>
-        <w:t>Organisation for Economic Cooperation and Development, 2018)</w:t>
-      </w:r>
-      <w:r>
-        <w:rPr>
-          <w:bCs/>
-        </w:rPr>
-        <w:t>.</w:t>
+        <w:t>subsequent generations</w:t>
+      </w:r>
+      <w:r>
+        <w:rPr>
+          <w:bCs/>
+        </w:rPr>
+        <w:t xml:space="preserve"> as well.</w:t>
       </w:r>
     </w:p>
     <w:p>
@@ -2277,21 +2259,7 @@
         <w:rPr>
           <w:bCs/>
         </w:rPr>
-        <w:t xml:space="preserve">Counter-intuitively, </w:t>
-      </w:r>
-      <w:proofErr w:type="gramStart"/>
-      <w:r>
-        <w:rPr>
-          <w:bCs/>
-        </w:rPr>
-        <w:t>many</w:t>
-      </w:r>
-      <w:proofErr w:type="gramEnd"/>
-      <w:r>
-        <w:rPr>
-          <w:bCs/>
-        </w:rPr>
-        <w:t xml:space="preserve"> research</w:t>
+        <w:t>Counter-intuitively, many research</w:t>
       </w:r>
       <w:r>
         <w:rPr>
@@ -2327,7 +2295,19 @@
         <w:rPr>
           <w:bCs/>
         </w:rPr>
-        <w:t>populations have better health than native-born populations (</w:t>
+        <w:t>populations</w:t>
+      </w:r>
+      <w:r>
+        <w:rPr>
+          <w:bCs/>
+        </w:rPr>
+        <w:t xml:space="preserve"> show</w:t>
+      </w:r>
+      <w:r>
+        <w:rPr>
+          <w:bCs/>
+        </w:rPr>
+        <w:t xml:space="preserve"> better health than native-born populations (</w:t>
       </w:r>
       <w:r>
         <w:rPr>
@@ -2523,156 +2503,453 @@
         <w:rPr>
           <w:bCs/>
         </w:rPr>
-        <w:t xml:space="preserve"> Another possibility is that </w:t>
+        <w:t xml:space="preserve"> Another possibility is that many first-generation immigrants </w:t>
+      </w:r>
+      <w:r>
+        <w:rPr>
+          <w:bCs/>
+        </w:rPr>
+        <w:t>com</w:t>
+      </w:r>
+      <w:r>
+        <w:rPr>
+          <w:bCs/>
+        </w:rPr>
+        <w:t xml:space="preserve">e </w:t>
+      </w:r>
+      <w:r>
+        <w:rPr>
+          <w:bCs/>
+        </w:rPr>
+        <w:t xml:space="preserve">from cultures that </w:t>
+      </w:r>
+      <w:r>
+        <w:rPr>
+          <w:bCs/>
+        </w:rPr>
+        <w:t xml:space="preserve">hold </w:t>
+      </w:r>
+      <w:r>
+        <w:rPr>
+          <w:bCs/>
+        </w:rPr>
+        <w:t>a stigma against mental health issues</w:t>
+      </w:r>
+      <w:r>
+        <w:rPr>
+          <w:bCs/>
+        </w:rPr>
+        <w:t xml:space="preserve">, so </w:t>
+      </w:r>
+      <w:r>
+        <w:rPr>
+          <w:bCs/>
+        </w:rPr>
+        <w:t>mental health challenges</w:t>
+      </w:r>
+      <w:r>
+        <w:rPr>
+          <w:bCs/>
+        </w:rPr>
+        <w:t xml:space="preserve"> m</w:t>
+      </w:r>
+      <w:r>
+        <w:rPr>
+          <w:bCs/>
+        </w:rPr>
+        <w:t xml:space="preserve">ight be interpreted under somatic symptoms and go </w:t>
+      </w:r>
+      <w:r>
+        <w:rPr>
+          <w:bCs/>
+        </w:rPr>
+        <w:t>underreported (</w:t>
+      </w:r>
+      <w:r>
+        <w:rPr>
+          <w:bCs/>
+        </w:rPr>
+        <w:t>Millet et al., 2022</w:t>
+      </w:r>
+      <w:r>
+        <w:rPr>
+          <w:bCs/>
+        </w:rPr>
+        <w:t>).</w:t>
+      </w:r>
+    </w:p>
+    <w:p>
+      <w:pPr>
+        <w:pStyle w:val="APA"/>
+        <w:ind w:firstLine="720"/>
+        <w:rPr>
+          <w:bCs/>
+        </w:rPr>
+      </w:pPr>
+      <w:r>
+        <w:rPr>
+          <w:bCs/>
+        </w:rPr>
+        <w:t xml:space="preserve">The immigrant paradox describes the issue of mental health in </w:t>
+      </w:r>
+      <w:r>
+        <w:rPr>
+          <w:bCs/>
+        </w:rPr>
+        <w:t>second</w:t>
+      </w:r>
+      <w:r>
+        <w:rPr>
+          <w:bCs/>
+        </w:rPr>
+        <w:t xml:space="preserve">- and </w:t>
+      </w:r>
+      <w:r>
+        <w:rPr>
+          <w:bCs/>
+        </w:rPr>
+        <w:t>third</w:t>
+      </w:r>
+      <w:r>
+        <w:rPr>
+          <w:bCs/>
+        </w:rPr>
+        <w:t>-generation immigrants</w:t>
+      </w:r>
+      <w:r>
+        <w:rPr>
+          <w:bCs/>
+        </w:rPr>
+        <w:t xml:space="preserve"> in comparison </w:t>
+      </w:r>
+      <w:r>
+        <w:rPr>
+          <w:bCs/>
+        </w:rPr>
+        <w:t xml:space="preserve">to </w:t>
+      </w:r>
+      <w:r>
+        <w:rPr>
+          <w:bCs/>
+        </w:rPr>
+        <w:t>the first (parent) generation</w:t>
+      </w:r>
+      <w:r>
+        <w:rPr>
+          <w:bCs/>
+        </w:rPr>
+        <w:t>.</w:t>
+      </w:r>
+      <w:r>
+        <w:rPr>
+          <w:bCs/>
+        </w:rPr>
+        <w:t xml:space="preserve"> </w:t>
+      </w:r>
+      <w:r>
+        <w:rPr>
+          <w:bCs/>
+        </w:rPr>
+        <w:t xml:space="preserve">Montazer &amp; Wheaton (2011) demonstrated that in </w:t>
+      </w:r>
+      <w:r>
+        <w:rPr>
+          <w:bCs/>
+        </w:rPr>
+        <w:t xml:space="preserve">immigrant </w:t>
+      </w:r>
+      <w:r>
+        <w:rPr>
+          <w:bCs/>
+        </w:rPr>
+        <w:t xml:space="preserve">families of low economic development, </w:t>
+      </w:r>
+      <w:r>
+        <w:rPr>
+          <w:bCs/>
+        </w:rPr>
+        <w:t>mental health problems increased across generations</w:t>
+      </w:r>
+      <w:r>
+        <w:rPr>
+          <w:bCs/>
+        </w:rPr>
+        <w:t>.</w:t>
+      </w:r>
+      <w:r>
+        <w:rPr>
+          <w:bCs/>
+        </w:rPr>
+        <w:t xml:space="preserve"> </w:t>
+      </w:r>
+      <w:r>
+        <w:rPr>
+          <w:bCs/>
+        </w:rPr>
+        <w:t xml:space="preserve">In a review of immigration and mental health, Alegria et al. (2017) found that </w:t>
+      </w:r>
+      <w:r>
+        <w:rPr>
+          <w:bCs/>
+        </w:rPr>
+        <w:t>U</w:t>
+      </w:r>
+      <w:r>
+        <w:rPr>
+          <w:bCs/>
+        </w:rPr>
+        <w:t>.</w:t>
+      </w:r>
+      <w:r>
+        <w:rPr>
+          <w:bCs/>
+        </w:rPr>
+        <w:t>S</w:t>
+      </w:r>
+      <w:r>
+        <w:rPr>
+          <w:bCs/>
+        </w:rPr>
+        <w:t>.</w:t>
+      </w:r>
+      <w:r>
+        <w:rPr>
+          <w:bCs/>
+        </w:rPr>
+        <w:t>-born Asian</w:t>
+      </w:r>
+      <w:r>
+        <w:rPr>
+          <w:bCs/>
+        </w:rPr>
+        <w:t>-</w:t>
+      </w:r>
+      <w:r>
+        <w:rPr>
+          <w:bCs/>
+        </w:rPr>
+        <w:t xml:space="preserve">Americans </w:t>
+      </w:r>
+      <w:r>
+        <w:rPr>
+          <w:bCs/>
+        </w:rPr>
+        <w:t xml:space="preserve">had higher </w:t>
+      </w:r>
+      <w:r>
+        <w:rPr>
+          <w:bCs/>
+        </w:rPr>
+        <w:t>psychiatric rates than foreign-born</w:t>
+      </w:r>
+      <w:r>
+        <w:rPr>
+          <w:bCs/>
+        </w:rPr>
+        <w:t xml:space="preserve"> Asians</w:t>
+      </w:r>
+      <w:r>
+        <w:rPr>
+          <w:bCs/>
+        </w:rPr>
+        <w:t xml:space="preserve">. The same </w:t>
+      </w:r>
+      <w:r>
+        <w:rPr>
+          <w:bCs/>
+        </w:rPr>
+        <w:t xml:space="preserve">difference was </w:t>
+      </w:r>
+      <w:r>
+        <w:rPr>
+          <w:bCs/>
+        </w:rPr>
+        <w:t xml:space="preserve">discovered </w:t>
+      </w:r>
+      <w:r>
+        <w:rPr>
+          <w:bCs/>
+        </w:rPr>
+        <w:t>between U</w:t>
+      </w:r>
+      <w:r>
+        <w:rPr>
+          <w:bCs/>
+        </w:rPr>
+        <w:t>.</w:t>
+      </w:r>
+      <w:r>
+        <w:rPr>
+          <w:bCs/>
+        </w:rPr>
+        <w:t>S</w:t>
+      </w:r>
+      <w:r>
+        <w:rPr>
+          <w:bCs/>
+        </w:rPr>
+        <w:t>.</w:t>
+      </w:r>
+      <w:r>
+        <w:rPr>
+          <w:bCs/>
+        </w:rPr>
+        <w:t xml:space="preserve">-born and foreign-born </w:t>
+      </w:r>
+      <w:r>
+        <w:rPr>
+          <w:bCs/>
+        </w:rPr>
+        <w:t xml:space="preserve">Latinos </w:t>
+      </w:r>
+      <w:r>
+        <w:rPr>
+          <w:bCs/>
+        </w:rPr>
+        <w:t>(Alegria et al</w:t>
+      </w:r>
+      <w:r>
+        <w:rPr>
+          <w:bCs/>
+        </w:rPr>
+        <w:t>, 2017)</w:t>
+      </w:r>
+      <w:r>
+        <w:rPr>
+          <w:bCs/>
+        </w:rPr>
+        <w:t xml:space="preserve">. </w:t>
+      </w:r>
+      <w:r>
+        <w:rPr>
+          <w:bCs/>
+        </w:rPr>
+        <w:t>T</w:t>
+      </w:r>
+      <w:r>
+        <w:rPr>
+          <w:bCs/>
+        </w:rPr>
+        <w:t xml:space="preserve">hese findings became less clear and more inconclusive </w:t>
+      </w:r>
+      <w:r>
+        <w:rPr>
+          <w:bCs/>
+        </w:rPr>
+        <w:t>when broken down by ethnic subgroup (Alegria et al., 2017).</w:t>
+      </w:r>
+    </w:p>
+    <w:p>
+      <w:pPr>
+        <w:pStyle w:val="APA"/>
+        <w:rPr>
+          <w:b/>
+          <w:bCs/>
+          <w:i/>
+        </w:rPr>
+      </w:pPr>
+      <w:r>
+        <w:rPr>
+          <w:b/>
+          <w:bCs/>
+          <w:i/>
+        </w:rPr>
+        <w:t>Cultural Factors</w:t>
+      </w:r>
+    </w:p>
+    <w:p>
+      <w:pPr>
+        <w:pStyle w:val="APA"/>
+        <w:ind w:firstLine="720"/>
+        <w:rPr>
+          <w:bCs/>
+        </w:rPr>
+      </w:pPr>
+      <w:r>
+        <w:rPr>
+          <w:bCs/>
+        </w:rPr>
+        <w:t xml:space="preserve">Many immigrants come from </w:t>
+      </w:r>
+      <w:r>
+        <w:rPr>
+          <w:bCs/>
+        </w:rPr>
+        <w:t>cultures that</w:t>
+      </w:r>
+      <w:r>
+        <w:rPr>
+          <w:bCs/>
+        </w:rPr>
+        <w:t xml:space="preserve"> may</w:t>
+      </w:r>
+      <w:r>
+        <w:rPr>
+          <w:bCs/>
+        </w:rPr>
+        <w:t xml:space="preserve"> </w:t>
+      </w:r>
+      <w:r>
+        <w:rPr>
+          <w:bCs/>
+        </w:rPr>
+        <w:t>be</w:t>
+      </w:r>
+      <w:r>
+        <w:rPr>
+          <w:bCs/>
+        </w:rPr>
+        <w:t xml:space="preserve"> more vulnerable to mental health problems</w:t>
+      </w:r>
+      <w:r>
+        <w:rPr>
+          <w:bCs/>
+        </w:rPr>
+        <w:t xml:space="preserve">. Kim et al. </w:t>
+      </w:r>
+      <w:r>
+        <w:rPr>
+          <w:bCs/>
+        </w:rPr>
+        <w:t xml:space="preserve">(2019) </w:t>
+      </w:r>
+      <w:r>
+        <w:rPr>
+          <w:bCs/>
+        </w:rPr>
+        <w:t xml:space="preserve">reviewed culture-specific factors that affect the mental health of children of immigrants and found </w:t>
+      </w:r>
+      <w:r>
+        <w:rPr>
+          <w:bCs/>
+        </w:rPr>
+        <w:t>that</w:t>
+      </w:r>
+      <w:r>
+        <w:rPr>
+          <w:bCs/>
+        </w:rPr>
+        <w:t xml:space="preserve"> </w:t>
       </w:r>
       <w:proofErr w:type="gramStart"/>
       <w:r>
         <w:rPr>
           <w:bCs/>
         </w:rPr>
-        <w:t>many</w:t>
+        <w:t>Chinese-American</w:t>
       </w:r>
       <w:proofErr w:type="gramEnd"/>
       <w:r>
         <w:rPr>
           <w:bCs/>
         </w:rPr>
-        <w:t xml:space="preserve"> first-generation immigrants </w:t>
-      </w:r>
-      <w:r>
-        <w:rPr>
-          <w:bCs/>
-        </w:rPr>
-        <w:t>com</w:t>
-      </w:r>
-      <w:r>
-        <w:rPr>
-          <w:bCs/>
-        </w:rPr>
-        <w:t xml:space="preserve">e </w:t>
-      </w:r>
-      <w:r>
-        <w:rPr>
-          <w:bCs/>
-        </w:rPr>
-        <w:t xml:space="preserve">from cultures that </w:t>
-      </w:r>
-      <w:r>
-        <w:rPr>
-          <w:bCs/>
-        </w:rPr>
-        <w:t xml:space="preserve">hold </w:t>
-      </w:r>
-      <w:r>
-        <w:rPr>
-          <w:bCs/>
-        </w:rPr>
-        <w:t>a stigma against mental health issues</w:t>
-      </w:r>
-      <w:r>
-        <w:rPr>
-          <w:bCs/>
-        </w:rPr>
-        <w:t xml:space="preserve">, so </w:t>
-      </w:r>
-      <w:r>
-        <w:rPr>
-          <w:bCs/>
-        </w:rPr>
-        <w:t>mental health challenges</w:t>
-      </w:r>
-      <w:r>
-        <w:rPr>
-          <w:bCs/>
-        </w:rPr>
-        <w:t xml:space="preserve"> m</w:t>
-      </w:r>
-      <w:r>
-        <w:rPr>
-          <w:bCs/>
-        </w:rPr>
-        <w:t xml:space="preserve">ight be interpreted under somatic symptoms and go </w:t>
-      </w:r>
-      <w:r>
-        <w:rPr>
-          <w:bCs/>
-        </w:rPr>
-        <w:t>underreported (</w:t>
-      </w:r>
-      <w:r>
-        <w:rPr>
-          <w:bCs/>
-        </w:rPr>
-        <w:t>Millet et al., 2022</w:t>
-      </w:r>
-      <w:r>
-        <w:rPr>
-          <w:bCs/>
-        </w:rPr>
-        <w:t>).</w:t>
-      </w:r>
-    </w:p>
-    <w:p>
-      <w:pPr>
-        <w:pStyle w:val="APA"/>
-        <w:ind w:firstLine="720"/>
-        <w:rPr>
-          <w:bCs/>
-        </w:rPr>
-      </w:pPr>
-      <w:r>
-        <w:rPr>
-          <w:bCs/>
-        </w:rPr>
-        <w:t xml:space="preserve">The immigrant paradox describes the issue of mental health in </w:t>
-      </w:r>
-      <w:r>
-        <w:rPr>
-          <w:bCs/>
-        </w:rPr>
-        <w:t>second</w:t>
-      </w:r>
-      <w:r>
-        <w:rPr>
-          <w:bCs/>
-        </w:rPr>
-        <w:t xml:space="preserve">- and </w:t>
-      </w:r>
-      <w:r>
-        <w:rPr>
-          <w:bCs/>
-        </w:rPr>
-        <w:t>third</w:t>
-      </w:r>
-      <w:r>
-        <w:rPr>
-          <w:bCs/>
-        </w:rPr>
-        <w:t>-generation immigrants</w:t>
-      </w:r>
-      <w:r>
-        <w:rPr>
-          <w:bCs/>
-        </w:rPr>
-        <w:t xml:space="preserve"> in comparison </w:t>
-      </w:r>
-      <w:r>
-        <w:rPr>
-          <w:bCs/>
-        </w:rPr>
-        <w:t xml:space="preserve">to </w:t>
-      </w:r>
-      <w:r>
-        <w:rPr>
-          <w:bCs/>
-        </w:rPr>
-        <w:t>the first (parent) generation</w:t>
-      </w:r>
-      <w:r>
-        <w:rPr>
-          <w:bCs/>
-        </w:rPr>
-        <w:t>.</w:t>
+        <w:t xml:space="preserve"> parents stress academic achievement</w:t>
+      </w:r>
+      <w:r>
+        <w:rPr>
+          <w:bCs/>
+        </w:rPr>
+        <w:t>, often</w:t>
       </w:r>
       <w:r>
         <w:rPr>
@@ -2684,31 +2961,19 @@
         <w:rPr>
           <w:bCs/>
         </w:rPr>
-        <w:t xml:space="preserve">Montazer &amp; Wheaton (2011) demonstrated that in </w:t>
-      </w:r>
-      <w:r>
-        <w:rPr>
-          <w:bCs/>
-        </w:rPr>
-        <w:t xml:space="preserve">immigrant </w:t>
-      </w:r>
-      <w:r>
-        <w:rPr>
-          <w:bCs/>
-        </w:rPr>
-        <w:t xml:space="preserve">families of low economic development, </w:t>
-      </w:r>
-      <w:r>
-        <w:rPr>
-          <w:bCs/>
-        </w:rPr>
-        <w:t>mental health problems increased across generations</w:t>
-      </w:r>
-      <w:r>
-        <w:rPr>
-          <w:bCs/>
-        </w:rPr>
-        <w:t>.</w:t>
+        <w:t xml:space="preserve">at the expense of </w:t>
+      </w:r>
+      <w:r>
+        <w:rPr>
+          <w:bCs/>
+        </w:rPr>
+        <w:t xml:space="preserve">adolescent </w:t>
+      </w:r>
+      <w:r>
+        <w:rPr>
+          <w:bCs/>
+        </w:rPr>
+        <w:t>mental health</w:t>
       </w:r>
       <w:r>
         <w:rPr>
@@ -2720,210 +2985,7 @@
         <w:rPr>
           <w:bCs/>
         </w:rPr>
-        <w:t xml:space="preserve">In a review of immigration and mental health, Alegria et al. (2017) found that </w:t>
-      </w:r>
-      <w:r>
-        <w:rPr>
-          <w:bCs/>
-        </w:rPr>
-        <w:t>U</w:t>
-      </w:r>
-      <w:r>
-        <w:rPr>
-          <w:bCs/>
-        </w:rPr>
-        <w:t>.</w:t>
-      </w:r>
-      <w:r>
-        <w:rPr>
-          <w:bCs/>
-        </w:rPr>
-        <w:t>S</w:t>
-      </w:r>
-      <w:r>
-        <w:rPr>
-          <w:bCs/>
-        </w:rPr>
-        <w:t>.</w:t>
-      </w:r>
-      <w:r>
-        <w:rPr>
-          <w:bCs/>
-        </w:rPr>
-        <w:t>-born Asian</w:t>
-      </w:r>
-      <w:r>
-        <w:rPr>
-          <w:bCs/>
-        </w:rPr>
-        <w:t>-</w:t>
-      </w:r>
-      <w:r>
-        <w:rPr>
-          <w:bCs/>
-        </w:rPr>
-        <w:t xml:space="preserve">Americans </w:t>
-      </w:r>
-      <w:r>
-        <w:rPr>
-          <w:bCs/>
-        </w:rPr>
-        <w:t xml:space="preserve">had higher </w:t>
-      </w:r>
-      <w:r>
-        <w:rPr>
-          <w:bCs/>
-        </w:rPr>
-        <w:t>psychiatric rates than foreign-born</w:t>
-      </w:r>
-      <w:r>
-        <w:rPr>
-          <w:bCs/>
-        </w:rPr>
-        <w:t xml:space="preserve"> Asians</w:t>
-      </w:r>
-      <w:r>
-        <w:rPr>
-          <w:bCs/>
-        </w:rPr>
-        <w:t xml:space="preserve">. The same </w:t>
-      </w:r>
-      <w:r>
-        <w:rPr>
-          <w:bCs/>
-        </w:rPr>
-        <w:t xml:space="preserve">difference was </w:t>
-      </w:r>
-      <w:r>
-        <w:rPr>
-          <w:bCs/>
-        </w:rPr>
-        <w:t xml:space="preserve">discovered </w:t>
-      </w:r>
-      <w:r>
-        <w:rPr>
-          <w:bCs/>
-        </w:rPr>
-        <w:t>between U</w:t>
-      </w:r>
-      <w:r>
-        <w:rPr>
-          <w:bCs/>
-        </w:rPr>
-        <w:t>.</w:t>
-      </w:r>
-      <w:r>
-        <w:rPr>
-          <w:bCs/>
-        </w:rPr>
-        <w:t>S</w:t>
-      </w:r>
-      <w:r>
-        <w:rPr>
-          <w:bCs/>
-        </w:rPr>
-        <w:t>.</w:t>
-      </w:r>
-      <w:r>
-        <w:rPr>
-          <w:bCs/>
-        </w:rPr>
-        <w:t xml:space="preserve">-born and foreign-born </w:t>
-      </w:r>
-      <w:r>
-        <w:rPr>
-          <w:bCs/>
-        </w:rPr>
-        <w:t xml:space="preserve">Latinos </w:t>
-      </w:r>
-      <w:r>
-        <w:rPr>
-          <w:bCs/>
-        </w:rPr>
-        <w:t>(Alegria et al</w:t>
-      </w:r>
-      <w:r>
-        <w:rPr>
-          <w:bCs/>
-        </w:rPr>
-        <w:t>, 2017)</w:t>
-      </w:r>
-      <w:r>
-        <w:rPr>
-          <w:bCs/>
-        </w:rPr>
-        <w:t xml:space="preserve">. </w:t>
-      </w:r>
-      <w:r>
-        <w:rPr>
-          <w:bCs/>
-        </w:rPr>
-        <w:t>T</w:t>
-      </w:r>
-      <w:r>
-        <w:rPr>
-          <w:bCs/>
-        </w:rPr>
-        <w:t xml:space="preserve">hese findings became less clear and more inconclusive </w:t>
-      </w:r>
-      <w:r>
-        <w:rPr>
-          <w:bCs/>
-        </w:rPr>
-        <w:t>when broken down by ethnic subgroup (Alegria et al., 2017).</w:t>
-      </w:r>
-    </w:p>
-    <w:p>
-      <w:pPr>
-        <w:pStyle w:val="APA"/>
-        <w:rPr>
-          <w:b/>
-          <w:bCs/>
-          <w:i/>
-        </w:rPr>
-      </w:pPr>
-      <w:r>
-        <w:rPr>
-          <w:b/>
-          <w:bCs/>
-          <w:i/>
-        </w:rPr>
-        <w:t>Cultural Factors</w:t>
-      </w:r>
-    </w:p>
-    <w:p>
-      <w:pPr>
-        <w:pStyle w:val="APA"/>
-        <w:ind w:firstLine="720"/>
-        <w:rPr>
-          <w:bCs/>
-        </w:rPr>
-      </w:pPr>
-      <w:proofErr w:type="gramStart"/>
-      <w:r>
-        <w:rPr>
-          <w:bCs/>
-        </w:rPr>
-        <w:t>Many</w:t>
-      </w:r>
-      <w:proofErr w:type="gramEnd"/>
-      <w:r>
-        <w:rPr>
-          <w:bCs/>
-        </w:rPr>
-        <w:t xml:space="preserve"> immigrants come from </w:t>
-      </w:r>
-      <w:r>
-        <w:rPr>
-          <w:bCs/>
-        </w:rPr>
-        <w:t>cultures that</w:t>
-      </w:r>
-      <w:r>
-        <w:rPr>
-          <w:bCs/>
-        </w:rPr>
-        <w:t xml:space="preserve"> may</w:t>
+        <w:t>(Kim et al., 2015).</w:t>
       </w:r>
       <w:r>
         <w:rPr>
@@ -2935,43 +2997,13 @@
         <w:rPr>
           <w:bCs/>
         </w:rPr>
-        <w:t>be</w:t>
-      </w:r>
-      <w:r>
-        <w:rPr>
-          <w:bCs/>
-        </w:rPr>
-        <w:t xml:space="preserve"> more vulnerable to mental health problems</w:t>
-      </w:r>
-      <w:r>
-        <w:rPr>
-          <w:bCs/>
-        </w:rPr>
-        <w:t xml:space="preserve">. Kim et al. </w:t>
-      </w:r>
-      <w:r>
-        <w:rPr>
-          <w:bCs/>
-        </w:rPr>
-        <w:t xml:space="preserve">(2019) </w:t>
-      </w:r>
-      <w:r>
-        <w:rPr>
-          <w:bCs/>
-        </w:rPr>
-        <w:t xml:space="preserve">reviewed culture-specific factors that affect the mental health of children of immigrants and found </w:t>
-      </w:r>
-      <w:r>
-        <w:rPr>
-          <w:bCs/>
-        </w:rPr>
-        <w:t>that</w:t>
-      </w:r>
-      <w:r>
-        <w:rPr>
-          <w:bCs/>
-        </w:rPr>
-        <w:t xml:space="preserve"> Chinese-American parents stress academic achievement</w:t>
+        <w:t xml:space="preserve">These expectations and </w:t>
+      </w:r>
+      <w:r>
+        <w:rPr>
+          <w:bCs/>
+        </w:rPr>
+        <w:t>results may differ</w:t>
       </w:r>
       <w:r>
         <w:rPr>
@@ -2983,60 +3015,6 @@
         <w:rPr>
           <w:bCs/>
         </w:rPr>
-        <w:t xml:space="preserve">at the expense of </w:t>
-      </w:r>
-      <w:r>
-        <w:rPr>
-          <w:bCs/>
-        </w:rPr>
-        <w:t xml:space="preserve">adolescent </w:t>
-      </w:r>
-      <w:r>
-        <w:rPr>
-          <w:bCs/>
-        </w:rPr>
-        <w:t>mental health</w:t>
-      </w:r>
-      <w:r>
-        <w:rPr>
-          <w:bCs/>
-        </w:rPr>
-        <w:t xml:space="preserve"> </w:t>
-      </w:r>
-      <w:r>
-        <w:rPr>
-          <w:bCs/>
-        </w:rPr>
-        <w:t>(Kim et al., 2015).</w:t>
-      </w:r>
-      <w:r>
-        <w:rPr>
-          <w:bCs/>
-        </w:rPr>
-        <w:t xml:space="preserve"> </w:t>
-      </w:r>
-      <w:r>
-        <w:rPr>
-          <w:bCs/>
-        </w:rPr>
-        <w:t xml:space="preserve">These expectations and </w:t>
-      </w:r>
-      <w:r>
-        <w:rPr>
-          <w:bCs/>
-        </w:rPr>
-        <w:t>results may differ</w:t>
-      </w:r>
-      <w:r>
-        <w:rPr>
-          <w:bCs/>
-        </w:rPr>
-        <w:t xml:space="preserve"> </w:t>
-      </w:r>
-      <w:r>
-        <w:rPr>
-          <w:bCs/>
-        </w:rPr>
         <w:t xml:space="preserve">depending on birth order: in Japanese culture, first-borns </w:t>
       </w:r>
       <w:r>
@@ -3049,7 +3027,14 @@
         <w:rPr>
           <w:bCs/>
         </w:rPr>
-        <w:t xml:space="preserve"> (Holloway &amp; Behrens, 2002)</w:t>
+        <w:t xml:space="preserve"> (Holloway &amp; </w:t>
+      </w:r>
+      <w:r>
+        <w:rPr>
+          <w:bCs/>
+        </w:rPr>
+        <w:lastRenderedPageBreak/>
+        <w:t>Behrens, 2002)</w:t>
       </w:r>
       <w:r>
         <w:rPr>
@@ -3061,7 +3046,6 @@
         <w:rPr>
           <w:bCs/>
         </w:rPr>
-        <w:lastRenderedPageBreak/>
         <w:t>resulting in</w:t>
       </w:r>
       <w:r>
@@ -3550,21 +3534,7 @@
         <w:rPr>
           <w:bCs/>
         </w:rPr>
-        <w:t xml:space="preserve">with </w:t>
-      </w:r>
-      <w:proofErr w:type="gramStart"/>
-      <w:r>
-        <w:rPr>
-          <w:bCs/>
-        </w:rPr>
-        <w:t>some</w:t>
-      </w:r>
-      <w:proofErr w:type="gramEnd"/>
-      <w:r>
-        <w:rPr>
-          <w:bCs/>
-        </w:rPr>
-        <w:t xml:space="preserve"> </w:t>
+        <w:t xml:space="preserve">with some </w:t>
       </w:r>
       <w:r>
         <w:rPr>
@@ -3855,19 +3825,11 @@
         </w:rPr>
         <w:t xml:space="preserve">For instance, </w:t>
       </w:r>
-      <w:proofErr w:type="gramStart"/>
-      <w:r>
-        <w:rPr>
-          <w:bCs/>
-        </w:rPr>
-        <w:t>black</w:t>
-      </w:r>
-      <w:proofErr w:type="gramEnd"/>
-      <w:r>
-        <w:rPr>
-          <w:bCs/>
-        </w:rPr>
-        <w:t xml:space="preserve"> women </w:t>
+      <w:r>
+        <w:rPr>
+          <w:bCs/>
+        </w:rPr>
+        <w:t xml:space="preserve">black women </w:t>
       </w:r>
       <w:r>
         <w:rPr>
@@ -4012,21 +3974,7 @@
         <w:rPr>
           <w:bCs/>
         </w:rPr>
-        <w:t xml:space="preserve">on children (Fukuya et al., 2021; Lawson &amp; Mace, 2010) or were conducted </w:t>
-      </w:r>
-      <w:proofErr w:type="gramStart"/>
-      <w:r>
-        <w:rPr>
-          <w:bCs/>
-        </w:rPr>
-        <w:t>several</w:t>
-      </w:r>
-      <w:proofErr w:type="gramEnd"/>
-      <w:r>
-        <w:rPr>
-          <w:bCs/>
-        </w:rPr>
-        <w:t xml:space="preserve"> decades ago (Fullerton et al., 1989), so there is a need to assess whether those birth order effects have longer-lasting effects</w:t>
+        <w:t>on children (Fukuya et al., 2021; Lawson &amp; Mace, 2010) or were conducted several decades ago (Fullerton et al., 1989), so there is a need to assess whether those birth order effects have longer-lasting effects</w:t>
       </w:r>
       <w:r>
         <w:rPr>
@@ -4059,21 +4007,7 @@
         <w:rPr>
           <w:bCs/>
         </w:rPr>
-        <w:t xml:space="preserve">My current study aims to bridge </w:t>
-      </w:r>
-      <w:proofErr w:type="gramStart"/>
-      <w:r>
-        <w:rPr>
-          <w:bCs/>
-        </w:rPr>
-        <w:t>some of</w:t>
-      </w:r>
-      <w:proofErr w:type="gramEnd"/>
-      <w:r>
-        <w:rPr>
-          <w:bCs/>
-        </w:rPr>
-        <w:t xml:space="preserve"> the gaps by exploring the </w:t>
+        <w:t xml:space="preserve">My current study aims to bridge some of the gaps by exploring the </w:t>
       </w:r>
       <w:r>
         <w:rPr>
@@ -4085,21 +4019,7 @@
         <w:rPr>
           <w:bCs/>
         </w:rPr>
-        <w:t xml:space="preserve">in adults. I will also </w:t>
-      </w:r>
-      <w:proofErr w:type="gramStart"/>
-      <w:r>
-        <w:rPr>
-          <w:bCs/>
-        </w:rPr>
-        <w:t>test</w:t>
-      </w:r>
-      <w:proofErr w:type="gramEnd"/>
-      <w:r>
-        <w:rPr>
-          <w:bCs/>
-        </w:rPr>
-        <w:t xml:space="preserve"> </w:t>
+        <w:t xml:space="preserve">in adults. I will also test </w:t>
       </w:r>
       <w:r>
         <w:rPr>
@@ -4251,7 +4171,6 @@
           <w:bCs/>
         </w:rPr>
       </w:pPr>
-      <w:proofErr w:type="gramStart"/>
       <w:r>
         <w:rPr>
           <w:bCs/>
@@ -4262,14 +4181,7 @@
         <w:rPr>
           <w:bCs/>
         </w:rPr>
-        <w:t>est</w:t>
-      </w:r>
-      <w:proofErr w:type="gramEnd"/>
-      <w:r>
-        <w:rPr>
-          <w:bCs/>
-        </w:rPr>
-        <w:t xml:space="preserve"> the multiple jeopardy hypothesis </w:t>
+        <w:t xml:space="preserve">est the multiple jeopardy hypothesis </w:t>
       </w:r>
       <w:r>
         <w:rPr>
@@ -4758,61 +4670,67 @@
         </w:rPr>
         <w:t xml:space="preserve">First, participants </w:t>
       </w:r>
+      <w:r>
+        <w:rPr>
+          <w:bCs/>
+        </w:rPr>
+        <w:t>are</w:t>
+      </w:r>
+      <w:r>
+        <w:rPr>
+          <w:bCs/>
+        </w:rPr>
+        <w:t xml:space="preserve"> given a consent form outlining </w:t>
+      </w:r>
+      <w:r>
+        <w:rPr>
+          <w:bCs/>
+        </w:rPr>
+        <w:t xml:space="preserve">the </w:t>
+      </w:r>
+      <w:r>
+        <w:rPr>
+          <w:bCs/>
+        </w:rPr>
+        <w:t>potential risks, benefits,</w:t>
+      </w:r>
+      <w:r>
+        <w:rPr>
+          <w:bCs/>
+        </w:rPr>
+        <w:t xml:space="preserve"> confidentiality,</w:t>
+      </w:r>
+      <w:r>
+        <w:rPr>
+          <w:bCs/>
+        </w:rPr>
+        <w:t xml:space="preserve"> compensation,</w:t>
+      </w:r>
+      <w:r>
+        <w:rPr>
+          <w:bCs/>
+        </w:rPr>
+        <w:t xml:space="preserve"> </w:t>
+      </w:r>
+      <w:r>
+        <w:rPr>
+          <w:bCs/>
+        </w:rPr>
+        <w:t xml:space="preserve">and </w:t>
+      </w:r>
       <w:proofErr w:type="gramStart"/>
       <w:r>
         <w:rPr>
           <w:bCs/>
         </w:rPr>
-        <w:t>are</w:t>
-      </w:r>
-      <w:r>
-        <w:rPr>
-          <w:bCs/>
-        </w:rPr>
-        <w:t xml:space="preserve"> given</w:t>
+        <w:t>broad</w:t>
       </w:r>
       <w:proofErr w:type="gramEnd"/>
       <w:r>
         <w:rPr>
           <w:bCs/>
         </w:rPr>
-        <w:t xml:space="preserve"> a consent form outlining </w:t>
-      </w:r>
-      <w:r>
-        <w:rPr>
-          <w:bCs/>
-        </w:rPr>
-        <w:t xml:space="preserve">the </w:t>
-      </w:r>
-      <w:r>
-        <w:rPr>
-          <w:bCs/>
-        </w:rPr>
-        <w:t>potential risks, benefits,</w:t>
-      </w:r>
-      <w:r>
-        <w:rPr>
-          <w:bCs/>
-        </w:rPr>
-        <w:t xml:space="preserve"> confidentiality,</w:t>
-      </w:r>
-      <w:r>
-        <w:rPr>
-          <w:bCs/>
-        </w:rPr>
-        <w:t xml:space="preserve"> compensation,</w:t>
-      </w:r>
-      <w:r>
-        <w:rPr>
-          <w:bCs/>
-        </w:rPr>
-        <w:t xml:space="preserve"> </w:t>
-      </w:r>
-      <w:r>
-        <w:rPr>
-          <w:bCs/>
-        </w:rPr>
-        <w:t xml:space="preserve">and broad overview of the study. </w:t>
+        <w:t xml:space="preserve"> overview of the study. </w:t>
       </w:r>
       <w:r>
         <w:rPr>
@@ -5528,85 +5446,372 @@
         <w:rPr>
           <w:bCs/>
         </w:rPr>
-        <w:t xml:space="preserve">has been </w:t>
+        <w:t xml:space="preserve">has been tested for its reliability and validity and is </w:t>
+      </w:r>
+      <w:r>
+        <w:rPr>
+          <w:bCs/>
+        </w:rPr>
+        <w:t>used for both clinical and research purposes (Kroenke et al., 2001).</w:t>
+      </w:r>
+    </w:p>
+    <w:p>
+      <w:pPr>
+        <w:pStyle w:val="APA"/>
+        <w:rPr>
+          <w:b/>
+          <w:bCs/>
+          <w:i/>
+        </w:rPr>
+      </w:pPr>
+      <w:r>
+        <w:rPr>
+          <w:b/>
+          <w:bCs/>
+          <w:i/>
+        </w:rPr>
+        <w:t>General</w:t>
+      </w:r>
+      <w:r>
+        <w:rPr>
+          <w:b/>
+          <w:bCs/>
+          <w:i/>
+        </w:rPr>
+        <w:t>i</w:t>
+      </w:r>
+      <w:r>
+        <w:rPr>
+          <w:b/>
+          <w:bCs/>
+          <w:i/>
+        </w:rPr>
+        <w:t>z</w:t>
+      </w:r>
+      <w:r>
+        <w:rPr>
+          <w:b/>
+          <w:bCs/>
+          <w:i/>
+        </w:rPr>
+        <w:t>ed</w:t>
+      </w:r>
+      <w:r>
+        <w:rPr>
+          <w:b/>
+          <w:bCs/>
+          <w:i/>
+        </w:rPr>
+        <w:t xml:space="preserve"> Anxiety Disorder </w:t>
+      </w:r>
+      <w:r>
+        <w:rPr>
+          <w:b/>
+          <w:bCs/>
+          <w:i/>
+        </w:rPr>
+        <w:t>Scale (GAD-7)</w:t>
+      </w:r>
+    </w:p>
+    <w:p>
+      <w:pPr>
+        <w:pStyle w:val="APA"/>
+        <w:rPr>
+          <w:bCs/>
+        </w:rPr>
+      </w:pPr>
+      <w:r>
+        <w:rPr>
+          <w:bCs/>
+        </w:rPr>
+        <w:tab/>
+      </w:r>
+      <w:r>
+        <w:rPr>
+          <w:bCs/>
+        </w:rPr>
+        <w:t xml:space="preserve">The GAD-7 is a </w:t>
+      </w:r>
+      <w:r>
+        <w:rPr>
+          <w:bCs/>
+        </w:rPr>
+        <w:t>seven</w:t>
+      </w:r>
+      <w:r>
+        <w:rPr>
+          <w:bCs/>
+        </w:rPr>
+        <w:t xml:space="preserve">-item questionnaire </w:t>
+      </w:r>
+      <w:r>
+        <w:rPr>
+          <w:bCs/>
+        </w:rPr>
+        <w:t xml:space="preserve">that assesses </w:t>
+      </w:r>
+      <w:r>
+        <w:rPr>
+          <w:bCs/>
+        </w:rPr>
+        <w:t xml:space="preserve">presence and </w:t>
+      </w:r>
+      <w:r>
+        <w:rPr>
+          <w:bCs/>
+        </w:rPr>
+        <w:t>severity of generalized anxiety disorder</w:t>
+      </w:r>
+      <w:r>
+        <w:rPr>
+          <w:bCs/>
+        </w:rPr>
+        <w:t xml:space="preserve"> (</w:t>
+      </w:r>
+      <w:r>
+        <w:rPr>
+          <w:bCs/>
+        </w:rPr>
+        <w:t>Spitzer et al., 2006</w:t>
+      </w:r>
+      <w:r>
+        <w:rPr>
+          <w:b/>
+          <w:bCs/>
+        </w:rPr>
+        <w:t>)</w:t>
+      </w:r>
+      <w:r>
+        <w:rPr>
+          <w:bCs/>
+        </w:rPr>
+        <w:t xml:space="preserve">. Participants are asked to respond how often they have experienced certain relevant symptoms over the past two weeks (e.g., </w:t>
+      </w:r>
+      <w:r>
+        <w:rPr>
+          <w:bCs/>
+        </w:rPr>
+        <w:t>“Feeling nervous, anxious, or on edge”, “Trouble relaxing”)</w:t>
+      </w:r>
+      <w:r>
+        <w:rPr>
+          <w:bCs/>
+        </w:rPr>
+        <w:t>. The GAD-7 has been tested for its reliability and validity</w:t>
+      </w:r>
+      <w:r>
+        <w:rPr>
+          <w:bCs/>
+        </w:rPr>
+        <w:t xml:space="preserve"> in the general population (Lo</w:t>
+      </w:r>
+      <w:r>
+        <w:rPr>
+          <w:bCs/>
+        </w:rPr>
+        <w:t>e</w:t>
+      </w:r>
+      <w:r>
+        <w:rPr>
+          <w:bCs/>
+        </w:rPr>
+        <w:t>we et al., 2008).</w:t>
+      </w:r>
+      <w:r>
+        <w:rPr>
+          <w:bCs/>
+        </w:rPr>
+        <w:t xml:space="preserve"> </w:t>
+      </w:r>
+    </w:p>
+    <w:p>
+      <w:pPr>
+        <w:pStyle w:val="APA"/>
+        <w:rPr>
+          <w:b/>
+          <w:bCs/>
+          <w:i/>
+        </w:rPr>
+      </w:pPr>
+      <w:r>
+        <w:rPr>
+          <w:b/>
+          <w:bCs/>
+          <w:i/>
+        </w:rPr>
+        <w:t>Demographics Questionnaire</w:t>
+      </w:r>
+      <w:r>
+        <w:rPr>
+          <w:b/>
+          <w:bCs/>
+          <w:i/>
+        </w:rPr>
+        <w:t xml:space="preserve">, Immigrant Background, and </w:t>
+      </w:r>
+      <w:r>
+        <w:rPr>
+          <w:b/>
+          <w:bCs/>
+          <w:i/>
+        </w:rPr>
+        <w:t>Birth Order</w:t>
+      </w:r>
+    </w:p>
+    <w:p>
+      <w:pPr>
+        <w:pStyle w:val="APA"/>
+      </w:pPr>
+      <w:r>
+        <w:tab/>
+      </w:r>
+      <w:r>
+        <w:t xml:space="preserve">The demographics </w:t>
+      </w:r>
+      <w:r>
+        <w:t xml:space="preserve">questionnaire </w:t>
+      </w:r>
+      <w:r>
+        <w:t xml:space="preserve">consists of </w:t>
+      </w:r>
+      <w:r>
+        <w:t>10</w:t>
+      </w:r>
+      <w:r>
+        <w:t>-</w:t>
+      </w:r>
+      <w:r>
+        <w:t>12</w:t>
+      </w:r>
+      <w:r>
+        <w:t xml:space="preserve"> questions</w:t>
+      </w:r>
+      <w:r>
+        <w:t xml:space="preserve">, depending on </w:t>
+      </w:r>
+      <w:r>
+        <w:t>certain</w:t>
+      </w:r>
+      <w:r>
+        <w:t xml:space="preserve"> question responses</w:t>
+      </w:r>
+      <w:r>
+        <w:t xml:space="preserve">. </w:t>
+      </w:r>
+      <w:r>
+        <w:t>Questions first ask about participants’</w:t>
+      </w:r>
+      <w:r>
+        <w:t xml:space="preserve"> age, sex,</w:t>
+      </w:r>
+      <w:r>
+        <w:t xml:space="preserve"> </w:t>
+      </w:r>
+      <w:r>
+        <w:t>gender, race, and ethnicity</w:t>
+      </w:r>
+      <w:r>
+        <w:t>.</w:t>
+      </w:r>
+      <w:r>
+        <w:t xml:space="preserve"> To assess and </w:t>
       </w:r>
       <w:proofErr w:type="gramStart"/>
       <w:r>
-        <w:rPr>
-          <w:bCs/>
-        </w:rPr>
-        <w:t>tested</w:t>
+        <w:t>control for</w:t>
       </w:r>
       <w:proofErr w:type="gramEnd"/>
       <w:r>
-        <w:rPr>
-          <w:bCs/>
-        </w:rPr>
-        <w:t xml:space="preserve"> for its reliability and validity and is </w:t>
-      </w:r>
-      <w:r>
-        <w:rPr>
-          <w:bCs/>
-        </w:rPr>
-        <w:t>used for both clinical and research purposes (Kroenke et al., 2001).</w:t>
-      </w:r>
-    </w:p>
-    <w:p>
-      <w:pPr>
-        <w:pStyle w:val="APA"/>
+        <w:t xml:space="preserve"> socioeconomic status, </w:t>
+      </w:r>
+      <w:r>
+        <w:t xml:space="preserve">participants </w:t>
+      </w:r>
+      <w:r>
+        <w:t xml:space="preserve">are </w:t>
+      </w:r>
+      <w:r>
+        <w:t>asked about their parents’ or guardians’ education level</w:t>
+      </w:r>
+      <w:r>
+        <w:t xml:space="preserve"> </w:t>
+      </w:r>
+      <w:r>
+        <w:t>because</w:t>
+      </w:r>
+      <w:r>
+        <w:t xml:space="preserve"> college students have not yet finished their education and are more reliant on their parents’</w:t>
+      </w:r>
+      <w:r>
+        <w:t xml:space="preserve"> or guardians’</w:t>
+      </w:r>
+      <w:r>
+        <w:t xml:space="preserve"> income.</w:t>
+      </w:r>
+      <w:r>
+        <w:t xml:space="preserve"> </w:t>
+      </w:r>
+      <w:r>
+        <w:t xml:space="preserve">To determine immigrant background, participants </w:t>
+      </w:r>
+      <w:r>
+        <w:t xml:space="preserve">are </w:t>
+      </w:r>
+      <w:r>
+        <w:t xml:space="preserve">asked whether they themself, one of their parents, or one of their grandparents </w:t>
+      </w:r>
+      <w:r>
+        <w:t xml:space="preserve">was born in a foreign country. </w:t>
+      </w:r>
+      <w:r>
+        <w:t xml:space="preserve">Birth order </w:t>
+      </w:r>
+      <w:r>
+        <w:t xml:space="preserve">is </w:t>
+      </w:r>
+      <w:r>
+        <w:t>determined by whether a participant identifie</w:t>
+      </w:r>
+      <w:r>
+        <w:t>s</w:t>
+      </w:r>
+      <w:r>
+        <w:t xml:space="preserve"> as the only child, first-born, a middle-born, or last-born. </w:t>
+      </w:r>
+      <w:r>
+        <w:t xml:space="preserve">For exploratory analyses, participants </w:t>
+      </w:r>
+      <w:r>
+        <w:t xml:space="preserve">are </w:t>
+      </w:r>
+      <w:r>
+        <w:t xml:space="preserve">also asked </w:t>
+      </w:r>
+      <w:r>
+        <w:t>how many younger and older siblings they have</w:t>
+      </w:r>
+      <w:r>
+        <w:t>, if applicable</w:t>
+      </w:r>
+      <w:r>
+        <w:t>.</w:t>
+      </w:r>
+    </w:p>
+    <w:p>
+      <w:pPr>
+        <w:pStyle w:val="APA"/>
+        <w:jc w:val="center"/>
         <w:rPr>
           <w:b/>
           <w:bCs/>
-          <w:i/>
         </w:rPr>
       </w:pPr>
       <w:r>
         <w:rPr>
           <w:b/>
           <w:bCs/>
-          <w:i/>
-        </w:rPr>
-        <w:t>General</w:t>
-      </w:r>
-      <w:r>
-        <w:rPr>
-          <w:b/>
-          <w:bCs/>
-          <w:i/>
-        </w:rPr>
-        <w:t>i</w:t>
-      </w:r>
-      <w:r>
-        <w:rPr>
-          <w:b/>
-          <w:bCs/>
-          <w:i/>
-        </w:rPr>
-        <w:t>z</w:t>
-      </w:r>
-      <w:r>
-        <w:rPr>
-          <w:b/>
-          <w:bCs/>
-          <w:i/>
-        </w:rPr>
-        <w:t>ed</w:t>
-      </w:r>
-      <w:r>
-        <w:rPr>
-          <w:b/>
-          <w:bCs/>
-          <w:i/>
-        </w:rPr>
-        <w:t xml:space="preserve"> Anxiety Disorder </w:t>
-      </w:r>
-      <w:r>
-        <w:rPr>
-          <w:b/>
-          <w:bCs/>
-          <w:i/>
-        </w:rPr>
-        <w:t>Scale (GAD-7)</w:t>
+        </w:rPr>
+        <w:t>Data Analysis Plan</w:t>
       </w:r>
     </w:p>
     <w:p>
@@ -5626,106 +5831,7 @@
         <w:rPr>
           <w:bCs/>
         </w:rPr>
-        <w:t xml:space="preserve">The GAD-7 is a </w:t>
-      </w:r>
-      <w:r>
-        <w:rPr>
-          <w:bCs/>
-        </w:rPr>
-        <w:t>seven</w:t>
-      </w:r>
-      <w:r>
-        <w:rPr>
-          <w:bCs/>
-        </w:rPr>
-        <w:t xml:space="preserve">-item questionnaire </w:t>
-      </w:r>
-      <w:r>
-        <w:rPr>
-          <w:bCs/>
-        </w:rPr>
-        <w:t xml:space="preserve">that assesses </w:t>
-      </w:r>
-      <w:r>
-        <w:rPr>
-          <w:bCs/>
-        </w:rPr>
-        <w:t xml:space="preserve">presence and </w:t>
-      </w:r>
-      <w:r>
-        <w:rPr>
-          <w:bCs/>
-        </w:rPr>
-        <w:t>severity of generalized anxiety disorder</w:t>
-      </w:r>
-      <w:r>
-        <w:rPr>
-          <w:bCs/>
-        </w:rPr>
-        <w:t xml:space="preserve"> (</w:t>
-      </w:r>
-      <w:r>
-        <w:rPr>
-          <w:bCs/>
-        </w:rPr>
-        <w:t>Spitzer et al., 2006</w:t>
-      </w:r>
-      <w:r>
-        <w:rPr>
-          <w:b/>
-          <w:bCs/>
-        </w:rPr>
-        <w:t>)</w:t>
-      </w:r>
-      <w:r>
-        <w:rPr>
-          <w:bCs/>
-        </w:rPr>
-        <w:t xml:space="preserve">. Participants are asked to respond how often they have experienced certain relevant symptoms over the past two weeks (e.g., </w:t>
-      </w:r>
-      <w:r>
-        <w:rPr>
-          <w:bCs/>
-        </w:rPr>
-        <w:t>“Feeling nervous, anxious, or on edge”, “Trouble relaxing”)</w:t>
-      </w:r>
-      <w:r>
-        <w:rPr>
-          <w:bCs/>
-        </w:rPr>
-        <w:t xml:space="preserve">. The GAD-7 has been </w:t>
-      </w:r>
-      <w:proofErr w:type="gramStart"/>
-      <w:r>
-        <w:rPr>
-          <w:bCs/>
-        </w:rPr>
-        <w:t>tested</w:t>
-      </w:r>
-      <w:proofErr w:type="gramEnd"/>
-      <w:r>
-        <w:rPr>
-          <w:bCs/>
-        </w:rPr>
-        <w:t xml:space="preserve"> for its reliability and validity</w:t>
-      </w:r>
-      <w:r>
-        <w:rPr>
-          <w:bCs/>
-        </w:rPr>
-        <w:t xml:space="preserve"> in the general population (Lo</w:t>
-      </w:r>
-      <w:r>
-        <w:rPr>
-          <w:bCs/>
-        </w:rPr>
-        <w:t>e</w:t>
-      </w:r>
-      <w:r>
-        <w:rPr>
-          <w:bCs/>
-        </w:rPr>
-        <w:t>we et al., 2008).</w:t>
+        <w:t>All statistical analyses will be conducted on Jamovi.</w:t>
       </w:r>
       <w:r>
         <w:rPr>
@@ -5733,282 +5839,47 @@
         </w:rPr>
         <w:t xml:space="preserve"> </w:t>
       </w:r>
-    </w:p>
-    <w:p>
-      <w:pPr>
-        <w:pStyle w:val="APA"/>
-        <w:rPr>
-          <w:b/>
-          <w:bCs/>
-          <w:i/>
-        </w:rPr>
-      </w:pPr>
-      <w:r>
-        <w:rPr>
-          <w:b/>
-          <w:bCs/>
-          <w:i/>
-        </w:rPr>
-        <w:t>Demographics Questionnaire</w:t>
-      </w:r>
-      <w:r>
-        <w:rPr>
-          <w:b/>
-          <w:bCs/>
-          <w:i/>
-        </w:rPr>
-        <w:t xml:space="preserve">, Immigrant Background, and </w:t>
-      </w:r>
-      <w:r>
-        <w:rPr>
-          <w:b/>
-          <w:bCs/>
-          <w:i/>
-        </w:rPr>
-        <w:t>Birth Order</w:t>
-      </w:r>
-    </w:p>
-    <w:p>
-      <w:pPr>
-        <w:pStyle w:val="APA"/>
-      </w:pPr>
-      <w:r>
-        <w:tab/>
-      </w:r>
-      <w:r>
-        <w:t xml:space="preserve">The demographics </w:t>
-      </w:r>
-      <w:r>
-        <w:t xml:space="preserve">questionnaire </w:t>
-      </w:r>
-      <w:r>
-        <w:t xml:space="preserve">consists of </w:t>
-      </w:r>
-      <w:r>
-        <w:t>10</w:t>
-      </w:r>
-      <w:r>
-        <w:t>-</w:t>
-      </w:r>
-      <w:r>
-        <w:t>12</w:t>
-      </w:r>
-      <w:r>
-        <w:t xml:space="preserve"> questions</w:t>
-      </w:r>
-      <w:r>
-        <w:t xml:space="preserve">, depending on </w:t>
-      </w:r>
-      <w:r>
-        <w:t>certain</w:t>
-      </w:r>
-      <w:r>
-        <w:t xml:space="preserve"> question responses</w:t>
-      </w:r>
-      <w:r>
-        <w:t xml:space="preserve">. </w:t>
-      </w:r>
-      <w:r>
-        <w:t>Questions first ask about participants’</w:t>
-      </w:r>
-      <w:r>
-        <w:t xml:space="preserve"> age, sex,</w:t>
-      </w:r>
-      <w:r>
-        <w:t xml:space="preserve"> </w:t>
-      </w:r>
-      <w:r>
-        <w:t>gender, race, and ethnicity</w:t>
-      </w:r>
-      <w:r>
+      <w:r>
+        <w:rPr>
+          <w:bCs/>
+        </w:rPr>
+        <w:t xml:space="preserve">To account for </w:t>
+      </w:r>
+      <w:r>
+        <w:rPr>
+          <w:bCs/>
+        </w:rPr>
+        <w:t xml:space="preserve">the </w:t>
+      </w:r>
+      <w:r>
+        <w:rPr>
+          <w:bCs/>
+        </w:rPr>
+        <w:t xml:space="preserve">multiple comparisons </w:t>
+      </w:r>
+      <w:r>
+        <w:rPr>
+          <w:bCs/>
+        </w:rPr>
+        <w:t>of</w:t>
+      </w:r>
+      <w:r>
+        <w:rPr>
+          <w:bCs/>
+        </w:rPr>
+        <w:t xml:space="preserve"> mental well-being, I have applied a Bonferroni correction to adjust the alpha level to .01667</w:t>
+      </w:r>
+      <w:r>
+        <w:rPr>
+          <w:bCs/>
+        </w:rPr>
         <w:t>.</w:t>
       </w:r>
       <w:r>
-        <w:t xml:space="preserve"> To assess and control for socioeconomic status, </w:t>
-      </w:r>
-      <w:r>
-        <w:t xml:space="preserve">participants </w:t>
-      </w:r>
-      <w:proofErr w:type="gramStart"/>
-      <w:r>
-        <w:t xml:space="preserve">are </w:t>
-      </w:r>
-      <w:r>
-        <w:t>asked</w:t>
-      </w:r>
-      <w:proofErr w:type="gramEnd"/>
-      <w:r>
-        <w:t xml:space="preserve"> about their parents’ or guardians’ education level</w:t>
-      </w:r>
-      <w:r>
-        <w:t xml:space="preserve"> </w:t>
-      </w:r>
-      <w:r>
-        <w:t>because</w:t>
-      </w:r>
-      <w:r>
-        <w:t xml:space="preserve"> college students have not yet finished their education and are more reliant on their parents’</w:t>
-      </w:r>
-      <w:r>
-        <w:t xml:space="preserve"> or guardians’</w:t>
-      </w:r>
-      <w:r>
-        <w:t xml:space="preserve"> income.</w:t>
-      </w:r>
-      <w:r>
-        <w:t xml:space="preserve"> </w:t>
-      </w:r>
-      <w:r>
-        <w:t xml:space="preserve">To determine immigrant background, participants </w:t>
-      </w:r>
-      <w:r>
-        <w:t xml:space="preserve">are </w:t>
-      </w:r>
-      <w:r>
-        <w:t xml:space="preserve">asked whether they themself, one of their parents, or one of their grandparents </w:t>
-      </w:r>
-      <w:r>
-        <w:t xml:space="preserve">was born in a foreign country. </w:t>
-      </w:r>
-      <w:r>
-        <w:t xml:space="preserve">Birth order </w:t>
-      </w:r>
-      <w:r>
-        <w:t xml:space="preserve">is </w:t>
-      </w:r>
-      <w:r>
-        <w:t>determined by whether a participant identifie</w:t>
-      </w:r>
-      <w:r>
-        <w:t>s</w:t>
-      </w:r>
-      <w:r>
-        <w:t xml:space="preserve"> as the only child, first-born, a middle-born, or last-born. </w:t>
-      </w:r>
-      <w:r>
-        <w:t xml:space="preserve">For exploratory analyses, participants </w:t>
-      </w:r>
-      <w:r>
-        <w:t xml:space="preserve">are </w:t>
-      </w:r>
-      <w:r>
-        <w:t xml:space="preserve">also asked </w:t>
-      </w:r>
-      <w:r>
-        <w:t xml:space="preserve">how </w:t>
-      </w:r>
-      <w:proofErr w:type="gramStart"/>
-      <w:r>
-        <w:t>many</w:t>
-      </w:r>
-      <w:proofErr w:type="gramEnd"/>
-      <w:r>
-        <w:t xml:space="preserve"> younger and older siblings they have</w:t>
-      </w:r>
-      <w:r>
-        <w:t>, if applicable</w:t>
-      </w:r>
-      <w:r>
-        <w:t>.</w:t>
-      </w:r>
-    </w:p>
-    <w:p>
-      <w:pPr>
-        <w:pStyle w:val="APA"/>
-        <w:jc w:val="center"/>
-        <w:rPr>
-          <w:b/>
-          <w:bCs/>
-        </w:rPr>
-      </w:pPr>
-      <w:r>
-        <w:rPr>
-          <w:b/>
-          <w:bCs/>
-        </w:rPr>
-        <w:t>Data Analysis Plan</w:t>
-      </w:r>
-    </w:p>
-    <w:p>
-      <w:pPr>
-        <w:pStyle w:val="APA"/>
-        <w:rPr>
-          <w:bCs/>
-        </w:rPr>
-      </w:pPr>
-      <w:r>
-        <w:rPr>
-          <w:bCs/>
-        </w:rPr>
-        <w:tab/>
-      </w:r>
-      <w:r>
-        <w:rPr>
-          <w:bCs/>
-        </w:rPr>
-        <w:t>All statistical analyses will be conducted on Jamovi.</w:t>
-      </w:r>
-      <w:r>
-        <w:rPr>
-          <w:bCs/>
-        </w:rPr>
-        <w:t xml:space="preserve"> </w:t>
-      </w:r>
-      <w:r>
-        <w:rPr>
-          <w:bCs/>
-        </w:rPr>
-        <w:t xml:space="preserve">To account for </w:t>
-      </w:r>
-      <w:r>
-        <w:rPr>
-          <w:bCs/>
-        </w:rPr>
-        <w:t xml:space="preserve">the </w:t>
-      </w:r>
-      <w:r>
-        <w:rPr>
-          <w:bCs/>
-        </w:rPr>
-        <w:t xml:space="preserve">multiple comparisons </w:t>
-      </w:r>
-      <w:r>
-        <w:rPr>
-          <w:bCs/>
-        </w:rPr>
-        <w:t>of</w:t>
-      </w:r>
-      <w:r>
-        <w:rPr>
-          <w:bCs/>
-        </w:rPr>
-        <w:t xml:space="preserve"> mental well-being, I have applied a Bonferroni correction to adjust the alpha level to .01667</w:t>
-      </w:r>
-      <w:r>
-        <w:rPr>
-          <w:bCs/>
-        </w:rPr>
-        <w:t>.</w:t>
-      </w:r>
-      <w:r>
-        <w:rPr>
-          <w:bCs/>
-        </w:rPr>
-        <w:t xml:space="preserve"> To </w:t>
-      </w:r>
-      <w:proofErr w:type="gramStart"/>
-      <w:r>
-        <w:rPr>
-          <w:bCs/>
-        </w:rPr>
-        <w:t>test</w:t>
-      </w:r>
-      <w:proofErr w:type="gramEnd"/>
-      <w:r>
-        <w:rPr>
-          <w:bCs/>
-        </w:rPr>
-        <w:t xml:space="preserve"> </w:t>
+        <w:rPr>
+          <w:bCs/>
+        </w:rPr>
+        <w:t xml:space="preserve"> To test </w:t>
       </w:r>
       <w:r>
         <w:rPr>
@@ -6293,41 +6164,13 @@
         <w:rPr>
           <w:bCs/>
         </w:rPr>
-        <w:t xml:space="preserve">There are </w:t>
-      </w:r>
-      <w:proofErr w:type="gramStart"/>
-      <w:r>
-        <w:rPr>
-          <w:bCs/>
-        </w:rPr>
-        <w:t>a few</w:t>
-      </w:r>
-      <w:proofErr w:type="gramEnd"/>
-      <w:r>
-        <w:rPr>
-          <w:bCs/>
-        </w:rPr>
-        <w:t xml:space="preserve"> potential challenges </w:t>
-      </w:r>
-      <w:r>
-        <w:rPr>
-          <w:bCs/>
-        </w:rPr>
-        <w:t xml:space="preserve">that participants may face. </w:t>
-      </w:r>
-      <w:proofErr w:type="gramStart"/>
-      <w:r>
-        <w:rPr>
-          <w:bCs/>
-        </w:rPr>
-        <w:t>Some</w:t>
-      </w:r>
-      <w:proofErr w:type="gramEnd"/>
-      <w:r>
-        <w:rPr>
-          <w:bCs/>
-        </w:rPr>
-        <w:t xml:space="preserve"> </w:t>
+        <w:t xml:space="preserve">There are a few potential challenges </w:t>
+      </w:r>
+      <w:r>
+        <w:rPr>
+          <w:bCs/>
+        </w:rPr>
+        <w:t xml:space="preserve">that participants may face. Some </w:t>
       </w:r>
       <w:r>
         <w:rPr>
@@ -6693,6 +6536,7 @@
         <w:ind w:left="720" w:hanging="720"/>
         <w:rPr>
           <w:bCs/>
+          <w:lang w:val="de-DE"/>
         </w:rPr>
       </w:pPr>
       <w:r>
@@ -6719,6 +6563,7 @@
           <w:rPr>
             <w:rStyle w:val="Hyperlink"/>
             <w:bCs/>
+            <w:lang w:val="de-DE"/>
           </w:rPr>
           <w:t>https://map.americanimmigrationcouncil.org/locations/national/</w:t>
         </w:r>
@@ -6726,6 +6571,7 @@
       <w:r>
         <w:rPr>
           <w:bCs/>
+          <w:lang w:val="de-DE"/>
         </w:rPr>
         <w:t>.</w:t>
       </w:r>
@@ -6741,22 +6587,15 @@
       <w:r>
         <w:rPr>
           <w:bCs/>
-        </w:rPr>
-        <w:t>Austen, S. E., &amp; Birch, E. R. (</w:t>
-      </w:r>
-      <w:proofErr w:type="gramStart"/>
-      <w:r>
-        <w:rPr>
-          <w:bCs/>
-        </w:rPr>
-        <w:t>2000</w:t>
-      </w:r>
-      <w:proofErr w:type="gramEnd"/>
-      <w:r>
-        <w:rPr>
-          <w:bCs/>
-        </w:rPr>
-        <w:t xml:space="preserve">). Family responsibilities and women’s working lives. </w:t>
+          <w:lang w:val="de-DE"/>
+        </w:rPr>
+        <w:t xml:space="preserve">Austen, S. E., &amp; Birch, E. R. (2000). </w:t>
+      </w:r>
+      <w:r>
+        <w:rPr>
+          <w:bCs/>
+        </w:rPr>
+        <w:t xml:space="preserve">Family responsibilities and women’s working lives. </w:t>
       </w:r>
       <w:r>
         <w:rPr>
@@ -7008,21 +6847,7 @@
         <w:rPr>
           <w:bCs/>
         </w:rPr>
-        <w:t xml:space="preserve">Chandola, R., &amp; Tiwari, S. C. (2016). Birth order significantly affects </w:t>
-      </w:r>
-      <w:proofErr w:type="gramStart"/>
-      <w:r>
-        <w:rPr>
-          <w:bCs/>
-        </w:rPr>
-        <w:t>the mental</w:t>
-      </w:r>
-      <w:proofErr w:type="gramEnd"/>
-      <w:r>
-        <w:rPr>
-          <w:bCs/>
-        </w:rPr>
-        <w:t xml:space="preserve"> health emotionally as well as psychologically. </w:t>
+        <w:t xml:space="preserve">Chandola, R., &amp; Tiwari, S. C. (2016). Birth order significantly affects the mental health emotionally as well as psychologically. </w:t>
       </w:r>
       <w:r>
         <w:rPr>
@@ -7711,6 +7536,7 @@
         <w:ind w:left="720" w:hanging="720"/>
         <w:rPr>
           <w:bCs/>
+          <w:lang w:val="de-DE"/>
         </w:rPr>
       </w:pPr>
       <w:r>
@@ -7747,12 +7573,14 @@
         <w:rPr>
           <w:bCs/>
           <w:i/>
+          <w:lang w:val="de-DE"/>
         </w:rPr>
         <w:t>Demography, 3</w:t>
       </w:r>
       <w:r>
         <w:rPr>
           <w:bCs/>
+          <w:lang w:val="de-DE"/>
         </w:rPr>
         <w:t>, 47-57.</w:t>
       </w:r>
@@ -7768,22 +7596,15 @@
       <w:r>
         <w:rPr>
           <w:bCs/>
-        </w:rPr>
-        <w:t xml:space="preserve">Löwe, B., Decker, O., Müller, S., </w:t>
-      </w:r>
-      <w:proofErr w:type="spellStart"/>
-      <w:r>
-        <w:rPr>
-          <w:bCs/>
-        </w:rPr>
-        <w:t>Brähler</w:t>
-      </w:r>
-      <w:proofErr w:type="spellEnd"/>
-      <w:r>
-        <w:rPr>
-          <w:bCs/>
-        </w:rPr>
-        <w:t xml:space="preserve">, E., Schellberg, D., Herzog, W., &amp; Herzberg, P.Y. (2008). Validation and standardization of the Generalized Anxiety Disorder Screener (GAD-7) in the general population. </w:t>
+          <w:lang w:val="de-DE"/>
+        </w:rPr>
+        <w:t xml:space="preserve">Löwe, B., Decker, O., Müller, S., Brähler, E., Schellberg, D., Herzog, W., &amp; Herzberg, P.Y. (2008). </w:t>
+      </w:r>
+      <w:r>
+        <w:rPr>
+          <w:bCs/>
+        </w:rPr>
+        <w:t xml:space="preserve">Validation and standardization of the Generalized Anxiety Disorder Screener (GAD-7) in the general population. </w:t>
       </w:r>
       <w:r>
         <w:rPr>
@@ -7875,23 +7696,7 @@
           <w:bCs/>
           <w:i/>
         </w:rPr>
-        <w:t xml:space="preserve"> review of </w:t>
-      </w:r>
-      <w:proofErr w:type="gramStart"/>
-      <w:r>
-        <w:rPr>
-          <w:bCs/>
-          <w:i/>
-        </w:rPr>
-        <w:t>the international</w:t>
-      </w:r>
-      <w:proofErr w:type="gramEnd"/>
-      <w:r>
-        <w:rPr>
-          <w:bCs/>
-          <w:i/>
-        </w:rPr>
-        <w:t xml:space="preserve"> literature</w:t>
+        <w:t xml:space="preserve"> review of the international literature</w:t>
       </w:r>
       <w:r>
         <w:rPr>
@@ -8145,21 +7950,7 @@
         <w:rPr>
           <w:bCs/>
         </w:rPr>
-        <w:t xml:space="preserve">Paulhus, D. L., Trapnell, P. D., &amp; Chen, D. (1999). Birth order </w:t>
-      </w:r>
-      <w:proofErr w:type="gramStart"/>
-      <w:r>
-        <w:rPr>
-          <w:bCs/>
-        </w:rPr>
-        <w:t>effects on</w:t>
-      </w:r>
-      <w:proofErr w:type="gramEnd"/>
-      <w:r>
-        <w:rPr>
-          <w:bCs/>
-        </w:rPr>
-        <w:t xml:space="preserve"> personality and achievement within families. </w:t>
+        <w:t xml:space="preserve">Paulhus, D. L., Trapnell, P. D., &amp; Chen, D. (1999). Birth order effects on personality and achievement within families. </w:t>
       </w:r>
       <w:r>
         <w:rPr>
@@ -8399,21 +8190,7 @@
         <w:rPr>
           <w:bCs/>
         </w:rPr>
-        <w:t xml:space="preserve">r, C. (2018). Work - family conflict among women employees in </w:t>
-      </w:r>
-      <w:proofErr w:type="gramStart"/>
-      <w:r>
-        <w:rPr>
-          <w:bCs/>
-        </w:rPr>
-        <w:t>Bangalore</w:t>
-      </w:r>
-      <w:proofErr w:type="gramEnd"/>
-      <w:r>
-        <w:rPr>
-          <w:bCs/>
-        </w:rPr>
-        <w:t xml:space="preserve"> </w:t>
+        <w:t xml:space="preserve">r, C. (2018). Work - family conflict among women employees in Bangalore </w:t>
       </w:r>
       <w:r>
         <w:rPr>
@@ -8474,8 +8251,15 @@
       <w:r>
         <w:rPr>
           <w:bCs/>
-        </w:rPr>
-        <w:t xml:space="preserve">Spitzer, R. L., Kroenke, K., Williams, J. B. W., Löwe, B. (2006). A brief measure for assessing generalized anxiety disorder: </w:t>
+          <w:lang w:val="de-DE"/>
+        </w:rPr>
+        <w:t>Spitzer, R. L., Kroenke, K., Williams, J. B. W., Löwe, B. (2006). </w:t>
+      </w:r>
+      <w:r>
+        <w:rPr>
+          <w:bCs/>
+        </w:rPr>
+        <w:t xml:space="preserve">A brief measure for assessing generalized anxiety disorder: </w:t>
       </w:r>
       <w:r>
         <w:rPr>
